--- a/cartas_solicitud/Carta_Solicitud_ELE0300738_SISTEMAS_DE_TRANSMISION_DE_ENERGIA.docx
+++ b/cartas_solicitud/Carta_Solicitud_ELE0300738_SISTEMAS_DE_TRANSMISION_DE_ENERGIA.docx
@@ -11,7 +11,7 @@
           <w:color w:val="646464"/>
           <w:sz w:val="20"/>
         </w:rPr>
-        <w:t>Neiva, Huila, 24 de octubre de 2026</w:t>
+        <w:t>Neiva, Huila, 25 de octubre de 2026</w:t>
         <w:br/>
       </w:r>
     </w:p>
@@ -88,7 +88,7 @@
         <w:br/>
         <w:t>• Semestre del Plan de Estudios: Semestre 8°</w:t>
         <w:br/>
-        <w:t>• Total de Estudiantes Solicitantes Preinscritos: 13 estudiantes</w:t>
+        <w:t>• Total de Estudiantes Solicitantes Preinscritos: 16 estudiantes</w:t>
       </w:r>
     </w:p>
     <w:p>
@@ -97,7 +97,7 @@
         <w:jc w:val="both"/>
       </w:pPr>
       <w:r>
-        <w:t>Manifestamos nuestro compromiso formal de matrícula y cumplimiento con los requerimientos académicos y arancelarios correspondientes al curso vacacional. Dado que contamos con un grupo sólido de 13 estudiantes interesados (superando el cupo mínimo requerido de 10 estudiantes), solicitamos su valiosa gestión ante la Coordinación Académica y la Dirección de Programa para su respectiva aprobación, asignación docente y programación de horarios.</w:t>
+        <w:t>Manifestamos nuestro compromiso formal de matrícula y cumplimiento con los requerimientos académicos y arancelarios correspondientes al curso vacacional. Dado que contamos con un grupo sólido de 16 estudiantes interesados (superando el cupo mínimo requerido de 10 estudiantes), solicitamos su valiosa gestión ante la Coordinación Académica y la Dirección de Programa para su respectiva aprobación, asignación docente y programación de horarios.</w:t>
       </w:r>
     </w:p>
     <w:p>
@@ -359,11 +359,38 @@
               <w:jc w:val="center"/>
             </w:pPr>
             <w:r>
-              <w:rPr>
-                <w:color w:val="A0A0A0"/>
-                <w:sz w:val="15"/>
-              </w:rPr>
-              <w:t>____________________</w:t>
+              <w:drawing>
+                <wp:inline xmlns:a="http://schemas.openxmlformats.org/drawingml/2006/main" xmlns:pic="http://schemas.openxmlformats.org/drawingml/2006/picture">
+                  <wp:extent cx="731520" cy="292608"/>
+                  <wp:docPr id="1" name="Picture 1"/>
+                  <wp:cNvGraphicFramePr>
+                    <a:graphicFrameLocks noChangeAspect="1"/>
+                  </wp:cNvGraphicFramePr>
+                  <a:graphic>
+                    <a:graphicData uri="http://schemas.openxmlformats.org/drawingml/2006/picture">
+                      <pic:pic>
+                        <pic:nvPicPr>
+                          <pic:cNvPr id="0" name="image.png"/>
+                          <pic:cNvPicPr/>
+                        </pic:nvPicPr>
+                        <pic:blipFill>
+                          <a:blip r:embed="rId9"/>
+                          <a:stretch>
+                            <a:fillRect/>
+                          </a:stretch>
+                        </pic:blipFill>
+                        <pic:spPr>
+                          <a:xfrm>
+                            <a:off x="0" y="0"/>
+                            <a:ext cx="731520" cy="292608"/>
+                          </a:xfrm>
+                          <a:prstGeom prst="rect"/>
+                        </pic:spPr>
+                      </pic:pic>
+                    </a:graphicData>
+                  </a:graphic>
+                </wp:inline>
+              </w:drawing>
             </w:r>
           </w:p>
         </w:tc>
@@ -478,7 +505,7 @@
               <w:drawing>
                 <wp:inline xmlns:a="http://schemas.openxmlformats.org/drawingml/2006/main" xmlns:pic="http://schemas.openxmlformats.org/drawingml/2006/picture">
                   <wp:extent cx="731520" cy="292608"/>
-                  <wp:docPr id="1" name="Picture 1"/>
+                  <wp:docPr id="2" name="Picture 2"/>
                   <wp:cNvGraphicFramePr>
                     <a:graphicFrameLocks noChangeAspect="1"/>
                   </wp:cNvGraphicFramePr>
@@ -490,7 +517,7 @@
                           <pic:cNvPicPr/>
                         </pic:nvPicPr>
                         <pic:blipFill>
-                          <a:blip r:embed="rId9"/>
+                          <a:blip r:embed="rId10"/>
                           <a:stretch>
                             <a:fillRect/>
                           </a:stretch>
@@ -552,7 +579,7 @@
                 <w:b/>
                 <w:sz w:val="17"/>
               </w:rPr>
-              <w:t>Hector Enrique Marrugo Monterrosa</w:t>
+              <w:t>yeison Camilo</w:t>
             </w:r>
           </w:p>
         </w:tc>
@@ -575,7 +602,7 @@
               <w:rPr>
                 <w:sz w:val="17"/>
               </w:rPr>
-              <w:t>0</w:t>
+              <w:t>1075258644</w:t>
             </w:r>
           </w:p>
         </w:tc>
@@ -598,266 +625,7 @@
               <w:rPr>
                 <w:sz w:val="17"/>
               </w:rPr>
-              <w:t>3013844718</w:t>
-            </w:r>
-          </w:p>
-        </w:tc>
-        <w:tc>
-          <w:tcPr>
-            <w:tcW w:type="dxa" w:w="2592"/>
-            <w:tcMar>
-              <w:top w:w="100" w:type="dxa"/>
-              <w:bottom w:w="100" w:type="dxa"/>
-              <w:left w:w="80" w:type="dxa"/>
-              <w:right w:w="80" w:type="dxa"/>
-            </w:tcMar>
-            <w:shd w:fill="FFFFFF"/>
-          </w:tcPr>
-          <w:p>
-            <w:pPr>
-              <w:jc w:val="center"/>
-            </w:pPr>
-            <w:r>
-              <w:rPr>
-                <w:color w:val="A0A0A0"/>
-                <w:sz w:val="15"/>
-              </w:rPr>
-              <w:t>____________________</w:t>
-            </w:r>
-          </w:p>
-        </w:tc>
-      </w:tr>
-      <w:tr>
-        <w:tc>
-          <w:tcPr>
-            <w:tcW w:type="dxa" w:w="576"/>
-            <w:tcMar>
-              <w:top w:w="100" w:type="dxa"/>
-              <w:bottom w:w="100" w:type="dxa"/>
-              <w:left w:w="80" w:type="dxa"/>
-              <w:right w:w="80" w:type="dxa"/>
-            </w:tcMar>
-            <w:shd w:fill="F9FAF8"/>
-          </w:tcPr>
-          <w:p>
-            <w:pPr>
-              <w:jc w:val="center"/>
-            </w:pPr>
-            <w:r>
-              <w:rPr>
-                <w:sz w:val="17"/>
-              </w:rPr>
-              <w:t>4</w:t>
-            </w:r>
-          </w:p>
-        </w:tc>
-        <w:tc>
-          <w:tcPr>
-            <w:tcW w:type="dxa" w:w="3312"/>
-            <w:tcMar>
-              <w:top w:w="100" w:type="dxa"/>
-              <w:bottom w:w="100" w:type="dxa"/>
-              <w:left w:w="80" w:type="dxa"/>
-              <w:right w:w="80" w:type="dxa"/>
-            </w:tcMar>
-            <w:shd w:fill="F9FAF8"/>
-          </w:tcPr>
-          <w:p>
-            <w:r>
-              <w:rPr>
-                <w:b/>
-                <w:sz w:val="17"/>
-              </w:rPr>
-              <w:t>yeison Camilo</w:t>
-            </w:r>
-          </w:p>
-        </w:tc>
-        <w:tc>
-          <w:tcPr>
-            <w:tcW w:type="dxa" w:w="1728"/>
-            <w:tcMar>
-              <w:top w:w="100" w:type="dxa"/>
-              <w:bottom w:w="100" w:type="dxa"/>
-              <w:left w:w="80" w:type="dxa"/>
-              <w:right w:w="80" w:type="dxa"/>
-            </w:tcMar>
-            <w:shd w:fill="F9FAF8"/>
-          </w:tcPr>
-          <w:p>
-            <w:pPr>
-              <w:jc w:val="center"/>
-            </w:pPr>
-            <w:r>
-              <w:rPr>
-                <w:sz w:val="17"/>
-              </w:rPr>
-              <w:t>1075258644</w:t>
-            </w:r>
-          </w:p>
-        </w:tc>
-        <w:tc>
-          <w:tcPr>
-            <w:tcW w:type="dxa" w:w="1584"/>
-            <w:tcMar>
-              <w:top w:w="100" w:type="dxa"/>
-              <w:bottom w:w="100" w:type="dxa"/>
-              <w:left w:w="80" w:type="dxa"/>
-              <w:right w:w="80" w:type="dxa"/>
-            </w:tcMar>
-            <w:shd w:fill="F9FAF8"/>
-          </w:tcPr>
-          <w:p>
-            <w:pPr>
-              <w:jc w:val="center"/>
-            </w:pPr>
-            <w:r>
-              <w:rPr>
-                <w:sz w:val="17"/>
-              </w:rPr>
               <w:t>3209627691</w:t>
-            </w:r>
-          </w:p>
-        </w:tc>
-        <w:tc>
-          <w:tcPr>
-            <w:tcW w:type="dxa" w:w="2592"/>
-            <w:tcMar>
-              <w:top w:w="100" w:type="dxa"/>
-              <w:bottom w:w="100" w:type="dxa"/>
-              <w:left w:w="80" w:type="dxa"/>
-              <w:right w:w="80" w:type="dxa"/>
-            </w:tcMar>
-            <w:shd w:fill="F9FAF8"/>
-          </w:tcPr>
-          <w:p>
-            <w:pPr>
-              <w:jc w:val="center"/>
-            </w:pPr>
-            <w:r>
-              <w:drawing>
-                <wp:inline xmlns:a="http://schemas.openxmlformats.org/drawingml/2006/main" xmlns:pic="http://schemas.openxmlformats.org/drawingml/2006/picture">
-                  <wp:extent cx="731520" cy="292608"/>
-                  <wp:docPr id="2" name="Picture 2"/>
-                  <wp:cNvGraphicFramePr>
-                    <a:graphicFrameLocks noChangeAspect="1"/>
-                  </wp:cNvGraphicFramePr>
-                  <a:graphic>
-                    <a:graphicData uri="http://schemas.openxmlformats.org/drawingml/2006/picture">
-                      <pic:pic>
-                        <pic:nvPicPr>
-                          <pic:cNvPr id="0" name="image.png"/>
-                          <pic:cNvPicPr/>
-                        </pic:nvPicPr>
-                        <pic:blipFill>
-                          <a:blip r:embed="rId10"/>
-                          <a:stretch>
-                            <a:fillRect/>
-                          </a:stretch>
-                        </pic:blipFill>
-                        <pic:spPr>
-                          <a:xfrm>
-                            <a:off x="0" y="0"/>
-                            <a:ext cx="731520" cy="292608"/>
-                          </a:xfrm>
-                          <a:prstGeom prst="rect"/>
-                        </pic:spPr>
-                      </pic:pic>
-                    </a:graphicData>
-                  </a:graphic>
-                </wp:inline>
-              </w:drawing>
-            </w:r>
-          </w:p>
-        </w:tc>
-      </w:tr>
-      <w:tr>
-        <w:tc>
-          <w:tcPr>
-            <w:tcW w:type="dxa" w:w="576"/>
-            <w:tcMar>
-              <w:top w:w="100" w:type="dxa"/>
-              <w:bottom w:w="100" w:type="dxa"/>
-              <w:left w:w="80" w:type="dxa"/>
-              <w:right w:w="80" w:type="dxa"/>
-            </w:tcMar>
-            <w:shd w:fill="FFFFFF"/>
-          </w:tcPr>
-          <w:p>
-            <w:pPr>
-              <w:jc w:val="center"/>
-            </w:pPr>
-            <w:r>
-              <w:rPr>
-                <w:sz w:val="17"/>
-              </w:rPr>
-              <w:t>5</w:t>
-            </w:r>
-          </w:p>
-        </w:tc>
-        <w:tc>
-          <w:tcPr>
-            <w:tcW w:type="dxa" w:w="3312"/>
-            <w:tcMar>
-              <w:top w:w="100" w:type="dxa"/>
-              <w:bottom w:w="100" w:type="dxa"/>
-              <w:left w:w="80" w:type="dxa"/>
-              <w:right w:w="80" w:type="dxa"/>
-            </w:tcMar>
-            <w:shd w:fill="FFFFFF"/>
-          </w:tcPr>
-          <w:p>
-            <w:r>
-              <w:rPr>
-                <w:b/>
-                <w:sz w:val="17"/>
-              </w:rPr>
-              <w:t>Astrid Carolina Becerra Cordoba</w:t>
-            </w:r>
-          </w:p>
-        </w:tc>
-        <w:tc>
-          <w:tcPr>
-            <w:tcW w:type="dxa" w:w="1728"/>
-            <w:tcMar>
-              <w:top w:w="100" w:type="dxa"/>
-              <w:bottom w:w="100" w:type="dxa"/>
-              <w:left w:w="80" w:type="dxa"/>
-              <w:right w:w="80" w:type="dxa"/>
-            </w:tcMar>
-            <w:shd w:fill="FFFFFF"/>
-          </w:tcPr>
-          <w:p>
-            <w:pPr>
-              <w:jc w:val="center"/>
-            </w:pPr>
-            <w:r>
-              <w:rPr>
-                <w:sz w:val="17"/>
-              </w:rPr>
-              <w:t>1124862386</w:t>
-            </w:r>
-          </w:p>
-        </w:tc>
-        <w:tc>
-          <w:tcPr>
-            <w:tcW w:type="dxa" w:w="1584"/>
-            <w:tcMar>
-              <w:top w:w="100" w:type="dxa"/>
-              <w:bottom w:w="100" w:type="dxa"/>
-              <w:left w:w="80" w:type="dxa"/>
-              <w:right w:w="80" w:type="dxa"/>
-            </w:tcMar>
-            <w:shd w:fill="FFFFFF"/>
-          </w:tcPr>
-          <w:p>
-            <w:pPr>
-              <w:jc w:val="center"/>
-            </w:pPr>
-            <w:r>
-              <w:rPr>
-                <w:sz w:val="17"/>
-              </w:rPr>
-              <w:t>3209437670</w:t>
             </w:r>
           </w:p>
         </w:tc>
@@ -933,7 +701,7 @@
               <w:rPr>
                 <w:sz w:val="17"/>
               </w:rPr>
-              <w:t>6</w:t>
+              <w:t>4</w:t>
             </w:r>
           </w:p>
         </w:tc>
@@ -954,7 +722,7 @@
                 <w:b/>
                 <w:sz w:val="17"/>
               </w:rPr>
-              <w:t>Danny Cruz</w:t>
+              <w:t>Astrid Carolina Becerra Cordoba</w:t>
             </w:r>
           </w:p>
         </w:tc>
@@ -977,7 +745,7 @@
               <w:rPr>
                 <w:sz w:val="17"/>
               </w:rPr>
-              <w:t>ELEC1234</w:t>
+              <w:t>1124862386</w:t>
             </w:r>
           </w:p>
         </w:tc>
@@ -1000,7 +768,7 @@
               <w:rPr>
                 <w:sz w:val="17"/>
               </w:rPr>
-              <w:t>3225295378</w:t>
+              <w:t>3209437670</w:t>
             </w:r>
           </w:p>
         </w:tc>
@@ -1076,7 +844,7 @@
               <w:rPr>
                 <w:sz w:val="17"/>
               </w:rPr>
-              <w:t>7</w:t>
+              <w:t>5</w:t>
             </w:r>
           </w:p>
         </w:tc>
@@ -1097,7 +865,7 @@
                 <w:b/>
                 <w:sz w:val="17"/>
               </w:rPr>
-              <w:t>William Ramirez gutierrez</w:t>
+              <w:t>Danny Cruz</w:t>
             </w:r>
           </w:p>
         </w:tc>
@@ -1120,7 +888,7 @@
               <w:rPr>
                 <w:sz w:val="17"/>
               </w:rPr>
-              <w:t>11309380</w:t>
+              <w:t>ELEC1234</w:t>
             </w:r>
           </w:p>
         </w:tc>
@@ -1143,7 +911,7 @@
               <w:rPr>
                 <w:sz w:val="17"/>
               </w:rPr>
-              <w:t>3108181836</w:t>
+              <w:t>3225295378</w:t>
             </w:r>
           </w:p>
         </w:tc>
@@ -1219,7 +987,7 @@
               <w:rPr>
                 <w:sz w:val="17"/>
               </w:rPr>
-              <w:t>8</w:t>
+              <w:t>6</w:t>
             </w:r>
           </w:p>
         </w:tc>
@@ -1240,7 +1008,7 @@
                 <w:b/>
                 <w:sz w:val="17"/>
               </w:rPr>
-              <w:t>JOSELITO MEDINA CHINDO</w:t>
+              <w:t>William Ramirez gutierrez</w:t>
             </w:r>
           </w:p>
         </w:tc>
@@ -1263,7 +1031,7 @@
               <w:rPr>
                 <w:sz w:val="17"/>
               </w:rPr>
-              <w:t>ELE12025114</w:t>
+              <w:t>11309380</w:t>
             </w:r>
           </w:p>
         </w:tc>
@@ -1286,7 +1054,7 @@
               <w:rPr>
                 <w:sz w:val="17"/>
               </w:rPr>
-              <w:t>3186082334</w:t>
+              <w:t>3108181836</w:t>
             </w:r>
           </w:p>
         </w:tc>
@@ -1308,7 +1076,7 @@
             <w:r>
               <w:drawing>
                 <wp:inline xmlns:a="http://schemas.openxmlformats.org/drawingml/2006/main" xmlns:pic="http://schemas.openxmlformats.org/drawingml/2006/picture">
-                  <wp:extent cx="2006248" cy="292608"/>
+                  <wp:extent cx="731520" cy="292608"/>
                   <wp:docPr id="6" name="Picture 6"/>
                   <wp:cNvGraphicFramePr>
                     <a:graphicFrameLocks noChangeAspect="1"/>
@@ -1329,7 +1097,266 @@
                         <pic:spPr>
                           <a:xfrm>
                             <a:off x="0" y="0"/>
-                            <a:ext cx="2006248" cy="292608"/>
+                            <a:ext cx="731520" cy="292608"/>
+                          </a:xfrm>
+                          <a:prstGeom prst="rect"/>
+                        </pic:spPr>
+                      </pic:pic>
+                    </a:graphicData>
+                  </a:graphic>
+                </wp:inline>
+              </w:drawing>
+            </w:r>
+          </w:p>
+        </w:tc>
+      </w:tr>
+      <w:tr>
+        <w:tc>
+          <w:tcPr>
+            <w:tcW w:type="dxa" w:w="576"/>
+            <w:tcMar>
+              <w:top w:w="100" w:type="dxa"/>
+              <w:bottom w:w="100" w:type="dxa"/>
+              <w:left w:w="80" w:type="dxa"/>
+              <w:right w:w="80" w:type="dxa"/>
+            </w:tcMar>
+            <w:shd w:fill="FFFFFF"/>
+          </w:tcPr>
+          <w:p>
+            <w:pPr>
+              <w:jc w:val="center"/>
+            </w:pPr>
+            <w:r>
+              <w:rPr>
+                <w:sz w:val="17"/>
+              </w:rPr>
+              <w:t>7</w:t>
+            </w:r>
+          </w:p>
+        </w:tc>
+        <w:tc>
+          <w:tcPr>
+            <w:tcW w:type="dxa" w:w="3312"/>
+            <w:tcMar>
+              <w:top w:w="100" w:type="dxa"/>
+              <w:bottom w:w="100" w:type="dxa"/>
+              <w:left w:w="80" w:type="dxa"/>
+              <w:right w:w="80" w:type="dxa"/>
+            </w:tcMar>
+            <w:shd w:fill="FFFFFF"/>
+          </w:tcPr>
+          <w:p>
+            <w:r>
+              <w:rPr>
+                <w:b/>
+                <w:sz w:val="17"/>
+              </w:rPr>
+              <w:t>Karen viviana Gaona vargas</w:t>
+            </w:r>
+          </w:p>
+        </w:tc>
+        <w:tc>
+          <w:tcPr>
+            <w:tcW w:type="dxa" w:w="1728"/>
+            <w:tcMar>
+              <w:top w:w="100" w:type="dxa"/>
+              <w:bottom w:w="100" w:type="dxa"/>
+              <w:left w:w="80" w:type="dxa"/>
+              <w:right w:w="80" w:type="dxa"/>
+            </w:tcMar>
+            <w:shd w:fill="FFFFFF"/>
+          </w:tcPr>
+          <w:p>
+            <w:pPr>
+              <w:jc w:val="center"/>
+            </w:pPr>
+            <w:r>
+              <w:rPr>
+                <w:sz w:val="17"/>
+              </w:rPr>
+              <w:t>1077866338</w:t>
+            </w:r>
+          </w:p>
+        </w:tc>
+        <w:tc>
+          <w:tcPr>
+            <w:tcW w:type="dxa" w:w="1584"/>
+            <w:tcMar>
+              <w:top w:w="100" w:type="dxa"/>
+              <w:bottom w:w="100" w:type="dxa"/>
+              <w:left w:w="80" w:type="dxa"/>
+              <w:right w:w="80" w:type="dxa"/>
+            </w:tcMar>
+            <w:shd w:fill="FFFFFF"/>
+          </w:tcPr>
+          <w:p>
+            <w:pPr>
+              <w:jc w:val="center"/>
+            </w:pPr>
+            <w:r>
+              <w:rPr>
+                <w:sz w:val="17"/>
+              </w:rPr>
+              <w:t>3202555302</w:t>
+            </w:r>
+          </w:p>
+        </w:tc>
+        <w:tc>
+          <w:tcPr>
+            <w:tcW w:type="dxa" w:w="2592"/>
+            <w:tcMar>
+              <w:top w:w="100" w:type="dxa"/>
+              <w:bottom w:w="100" w:type="dxa"/>
+              <w:left w:w="80" w:type="dxa"/>
+              <w:right w:w="80" w:type="dxa"/>
+            </w:tcMar>
+            <w:shd w:fill="FFFFFF"/>
+          </w:tcPr>
+          <w:p>
+            <w:pPr>
+              <w:jc w:val="center"/>
+            </w:pPr>
+            <w:r>
+              <w:rPr>
+                <w:color w:val="A0A0A0"/>
+                <w:sz w:val="15"/>
+              </w:rPr>
+              <w:t>____________________</w:t>
+            </w:r>
+          </w:p>
+        </w:tc>
+      </w:tr>
+      <w:tr>
+        <w:tc>
+          <w:tcPr>
+            <w:tcW w:type="dxa" w:w="576"/>
+            <w:tcMar>
+              <w:top w:w="100" w:type="dxa"/>
+              <w:bottom w:w="100" w:type="dxa"/>
+              <w:left w:w="80" w:type="dxa"/>
+              <w:right w:w="80" w:type="dxa"/>
+            </w:tcMar>
+            <w:shd w:fill="F9FAF8"/>
+          </w:tcPr>
+          <w:p>
+            <w:pPr>
+              <w:jc w:val="center"/>
+            </w:pPr>
+            <w:r>
+              <w:rPr>
+                <w:sz w:val="17"/>
+              </w:rPr>
+              <w:t>8</w:t>
+            </w:r>
+          </w:p>
+        </w:tc>
+        <w:tc>
+          <w:tcPr>
+            <w:tcW w:type="dxa" w:w="3312"/>
+            <w:tcMar>
+              <w:top w:w="100" w:type="dxa"/>
+              <w:bottom w:w="100" w:type="dxa"/>
+              <w:left w:w="80" w:type="dxa"/>
+              <w:right w:w="80" w:type="dxa"/>
+            </w:tcMar>
+            <w:shd w:fill="F9FAF8"/>
+          </w:tcPr>
+          <w:p>
+            <w:r>
+              <w:rPr>
+                <w:b/>
+                <w:sz w:val="17"/>
+              </w:rPr>
+              <w:t>Daniel Andres Quintero Sandoval</w:t>
+            </w:r>
+          </w:p>
+        </w:tc>
+        <w:tc>
+          <w:tcPr>
+            <w:tcW w:type="dxa" w:w="1728"/>
+            <w:tcMar>
+              <w:top w:w="100" w:type="dxa"/>
+              <w:bottom w:w="100" w:type="dxa"/>
+              <w:left w:w="80" w:type="dxa"/>
+              <w:right w:w="80" w:type="dxa"/>
+            </w:tcMar>
+            <w:shd w:fill="F9FAF8"/>
+          </w:tcPr>
+          <w:p>
+            <w:pPr>
+              <w:jc w:val="center"/>
+            </w:pPr>
+            <w:r>
+              <w:rPr>
+                <w:sz w:val="17"/>
+              </w:rPr>
+              <w:t>1130657578</w:t>
+            </w:r>
+          </w:p>
+        </w:tc>
+        <w:tc>
+          <w:tcPr>
+            <w:tcW w:type="dxa" w:w="1584"/>
+            <w:tcMar>
+              <w:top w:w="100" w:type="dxa"/>
+              <w:bottom w:w="100" w:type="dxa"/>
+              <w:left w:w="80" w:type="dxa"/>
+              <w:right w:w="80" w:type="dxa"/>
+            </w:tcMar>
+            <w:shd w:fill="F9FAF8"/>
+          </w:tcPr>
+          <w:p>
+            <w:pPr>
+              <w:jc w:val="center"/>
+            </w:pPr>
+            <w:r>
+              <w:rPr>
+                <w:sz w:val="17"/>
+              </w:rPr>
+              <w:t>3124805685</w:t>
+            </w:r>
+          </w:p>
+        </w:tc>
+        <w:tc>
+          <w:tcPr>
+            <w:tcW w:type="dxa" w:w="2592"/>
+            <w:tcMar>
+              <w:top w:w="100" w:type="dxa"/>
+              <w:bottom w:w="100" w:type="dxa"/>
+              <w:left w:w="80" w:type="dxa"/>
+              <w:right w:w="80" w:type="dxa"/>
+            </w:tcMar>
+            <w:shd w:fill="F9FAF8"/>
+          </w:tcPr>
+          <w:p>
+            <w:pPr>
+              <w:jc w:val="center"/>
+            </w:pPr>
+            <w:r>
+              <w:drawing>
+                <wp:inline xmlns:a="http://schemas.openxmlformats.org/drawingml/2006/main" xmlns:pic="http://schemas.openxmlformats.org/drawingml/2006/picture">
+                  <wp:extent cx="731520" cy="292608"/>
+                  <wp:docPr id="7" name="Picture 7"/>
+                  <wp:cNvGraphicFramePr>
+                    <a:graphicFrameLocks noChangeAspect="1"/>
+                  </wp:cNvGraphicFramePr>
+                  <a:graphic>
+                    <a:graphicData uri="http://schemas.openxmlformats.org/drawingml/2006/picture">
+                      <pic:pic>
+                        <pic:nvPicPr>
+                          <pic:cNvPr id="0" name="image.png"/>
+                          <pic:cNvPicPr/>
+                        </pic:nvPicPr>
+                        <pic:blipFill>
+                          <a:blip r:embed="rId15"/>
+                          <a:stretch>
+                            <a:fillRect/>
+                          </a:stretch>
+                        </pic:blipFill>
+                        <pic:spPr>
+                          <a:xfrm>
+                            <a:off x="0" y="0"/>
+                            <a:ext cx="731520" cy="292608"/>
                           </a:xfrm>
                           <a:prstGeom prst="rect"/>
                         </pic:spPr>
@@ -1383,7 +1410,7 @@
                 <w:b/>
                 <w:sz w:val="17"/>
               </w:rPr>
-              <w:t>Alex Ricardo Perdomo Restrepo</w:t>
+              <w:t>JOSELITO MEDINA CHINDO</w:t>
             </w:r>
           </w:p>
         </w:tc>
@@ -1406,7 +1433,7 @@
               <w:rPr>
                 <w:sz w:val="17"/>
               </w:rPr>
-              <w:t>1234640185</w:t>
+              <w:t>ELE12025114</w:t>
             </w:r>
           </w:p>
         </w:tc>
@@ -1429,7 +1456,7 @@
               <w:rPr>
                 <w:sz w:val="17"/>
               </w:rPr>
-              <w:t>3153427115</w:t>
+              <w:t>3186082334</w:t>
             </w:r>
           </w:p>
         </w:tc>
@@ -1449,11 +1476,38 @@
               <w:jc w:val="center"/>
             </w:pPr>
             <w:r>
-              <w:rPr>
-                <w:color w:val="A0A0A0"/>
-                <w:sz w:val="15"/>
-              </w:rPr>
-              <w:t>____________________</w:t>
+              <w:drawing>
+                <wp:inline xmlns:a="http://schemas.openxmlformats.org/drawingml/2006/main" xmlns:pic="http://schemas.openxmlformats.org/drawingml/2006/picture">
+                  <wp:extent cx="2006248" cy="292608"/>
+                  <wp:docPr id="8" name="Picture 8"/>
+                  <wp:cNvGraphicFramePr>
+                    <a:graphicFrameLocks noChangeAspect="1"/>
+                  </wp:cNvGraphicFramePr>
+                  <a:graphic>
+                    <a:graphicData uri="http://schemas.openxmlformats.org/drawingml/2006/picture">
+                      <pic:pic>
+                        <pic:nvPicPr>
+                          <pic:cNvPr id="0" name="image.png"/>
+                          <pic:cNvPicPr/>
+                        </pic:nvPicPr>
+                        <pic:blipFill>
+                          <a:blip r:embed="rId16"/>
+                          <a:stretch>
+                            <a:fillRect/>
+                          </a:stretch>
+                        </pic:blipFill>
+                        <pic:spPr>
+                          <a:xfrm>
+                            <a:off x="0" y="0"/>
+                            <a:ext cx="2006248" cy="292608"/>
+                          </a:xfrm>
+                          <a:prstGeom prst="rect"/>
+                        </pic:spPr>
+                      </pic:pic>
+                    </a:graphicData>
+                  </a:graphic>
+                </wp:inline>
+              </w:drawing>
             </w:r>
           </w:p>
         </w:tc>
@@ -1499,7 +1553,7 @@
                 <w:b/>
                 <w:sz w:val="17"/>
               </w:rPr>
-              <w:t>John jairo Sánchez garcia</w:t>
+              <w:t>Alex Ricardo Perdomo Restrepo</w:t>
             </w:r>
           </w:p>
         </w:tc>
@@ -1522,7 +1576,7 @@
               <w:rPr>
                 <w:sz w:val="17"/>
               </w:rPr>
-              <w:t>79843323</w:t>
+              <w:t>1234640185</w:t>
             </w:r>
           </w:p>
         </w:tc>
@@ -1545,293 +1599,7 @@
               <w:rPr>
                 <w:sz w:val="17"/>
               </w:rPr>
-              <w:t>3108505201</w:t>
-            </w:r>
-          </w:p>
-        </w:tc>
-        <w:tc>
-          <w:tcPr>
-            <w:tcW w:type="dxa" w:w="2592"/>
-            <w:tcMar>
-              <w:top w:w="100" w:type="dxa"/>
-              <w:bottom w:w="100" w:type="dxa"/>
-              <w:left w:w="80" w:type="dxa"/>
-              <w:right w:w="80" w:type="dxa"/>
-            </w:tcMar>
-            <w:shd w:fill="F9FAF8"/>
-          </w:tcPr>
-          <w:p>
-            <w:pPr>
-              <w:jc w:val="center"/>
-            </w:pPr>
-            <w:r>
-              <w:drawing>
-                <wp:inline xmlns:a="http://schemas.openxmlformats.org/drawingml/2006/main" xmlns:pic="http://schemas.openxmlformats.org/drawingml/2006/picture">
-                  <wp:extent cx="1370333" cy="292608"/>
-                  <wp:docPr id="7" name="Picture 7"/>
-                  <wp:cNvGraphicFramePr>
-                    <a:graphicFrameLocks noChangeAspect="1"/>
-                  </wp:cNvGraphicFramePr>
-                  <a:graphic>
-                    <a:graphicData uri="http://schemas.openxmlformats.org/drawingml/2006/picture">
-                      <pic:pic>
-                        <pic:nvPicPr>
-                          <pic:cNvPr id="0" name="image.png"/>
-                          <pic:cNvPicPr/>
-                        </pic:nvPicPr>
-                        <pic:blipFill>
-                          <a:blip r:embed="rId15"/>
-                          <a:stretch>
-                            <a:fillRect/>
-                          </a:stretch>
-                        </pic:blipFill>
-                        <pic:spPr>
-                          <a:xfrm>
-                            <a:off x="0" y="0"/>
-                            <a:ext cx="1370333" cy="292608"/>
-                          </a:xfrm>
-                          <a:prstGeom prst="rect"/>
-                        </pic:spPr>
-                      </pic:pic>
-                    </a:graphicData>
-                  </a:graphic>
-                </wp:inline>
-              </w:drawing>
-            </w:r>
-          </w:p>
-        </w:tc>
-      </w:tr>
-      <w:tr>
-        <w:tc>
-          <w:tcPr>
-            <w:tcW w:type="dxa" w:w="576"/>
-            <w:tcMar>
-              <w:top w:w="100" w:type="dxa"/>
-              <w:bottom w:w="100" w:type="dxa"/>
-              <w:left w:w="80" w:type="dxa"/>
-              <w:right w:w="80" w:type="dxa"/>
-            </w:tcMar>
-            <w:shd w:fill="FFFFFF"/>
-          </w:tcPr>
-          <w:p>
-            <w:pPr>
-              <w:jc w:val="center"/>
-            </w:pPr>
-            <w:r>
-              <w:rPr>
-                <w:sz w:val="17"/>
-              </w:rPr>
-              <w:t>11</w:t>
-            </w:r>
-          </w:p>
-        </w:tc>
-        <w:tc>
-          <w:tcPr>
-            <w:tcW w:type="dxa" w:w="3312"/>
-            <w:tcMar>
-              <w:top w:w="100" w:type="dxa"/>
-              <w:bottom w:w="100" w:type="dxa"/>
-              <w:left w:w="80" w:type="dxa"/>
-              <w:right w:w="80" w:type="dxa"/>
-            </w:tcMar>
-            <w:shd w:fill="FFFFFF"/>
-          </w:tcPr>
-          <w:p>
-            <w:r>
-              <w:rPr>
-                <w:b/>
-                <w:sz w:val="17"/>
-              </w:rPr>
-              <w:t>Yessica Andrea Triana Jaime</w:t>
-            </w:r>
-          </w:p>
-        </w:tc>
-        <w:tc>
-          <w:tcPr>
-            <w:tcW w:type="dxa" w:w="1728"/>
-            <w:tcMar>
-              <w:top w:w="100" w:type="dxa"/>
-              <w:bottom w:w="100" w:type="dxa"/>
-              <w:left w:w="80" w:type="dxa"/>
-              <w:right w:w="80" w:type="dxa"/>
-            </w:tcMar>
-            <w:shd w:fill="FFFFFF"/>
-          </w:tcPr>
-          <w:p>
-            <w:pPr>
-              <w:jc w:val="center"/>
-            </w:pPr>
-            <w:r>
-              <w:rPr>
-                <w:sz w:val="17"/>
-              </w:rPr>
-              <w:t>1083903194</w:t>
-            </w:r>
-          </w:p>
-        </w:tc>
-        <w:tc>
-          <w:tcPr>
-            <w:tcW w:type="dxa" w:w="1584"/>
-            <w:tcMar>
-              <w:top w:w="100" w:type="dxa"/>
-              <w:bottom w:w="100" w:type="dxa"/>
-              <w:left w:w="80" w:type="dxa"/>
-              <w:right w:w="80" w:type="dxa"/>
-            </w:tcMar>
-            <w:shd w:fill="FFFFFF"/>
-          </w:tcPr>
-          <w:p>
-            <w:pPr>
-              <w:jc w:val="center"/>
-            </w:pPr>
-            <w:r>
-              <w:rPr>
-                <w:sz w:val="17"/>
-              </w:rPr>
-              <w:t>3138468363</w:t>
-            </w:r>
-          </w:p>
-        </w:tc>
-        <w:tc>
-          <w:tcPr>
-            <w:tcW w:type="dxa" w:w="2592"/>
-            <w:tcMar>
-              <w:top w:w="100" w:type="dxa"/>
-              <w:bottom w:w="100" w:type="dxa"/>
-              <w:left w:w="80" w:type="dxa"/>
-              <w:right w:w="80" w:type="dxa"/>
-            </w:tcMar>
-            <w:shd w:fill="FFFFFF"/>
-          </w:tcPr>
-          <w:p>
-            <w:pPr>
-              <w:jc w:val="center"/>
-            </w:pPr>
-            <w:r>
-              <w:drawing>
-                <wp:inline xmlns:a="http://schemas.openxmlformats.org/drawingml/2006/main" xmlns:pic="http://schemas.openxmlformats.org/drawingml/2006/picture">
-                  <wp:extent cx="731520" cy="292608"/>
-                  <wp:docPr id="8" name="Picture 8"/>
-                  <wp:cNvGraphicFramePr>
-                    <a:graphicFrameLocks noChangeAspect="1"/>
-                  </wp:cNvGraphicFramePr>
-                  <a:graphic>
-                    <a:graphicData uri="http://schemas.openxmlformats.org/drawingml/2006/picture">
-                      <pic:pic>
-                        <pic:nvPicPr>
-                          <pic:cNvPr id="0" name="image.png"/>
-                          <pic:cNvPicPr/>
-                        </pic:nvPicPr>
-                        <pic:blipFill>
-                          <a:blip r:embed="rId16"/>
-                          <a:stretch>
-                            <a:fillRect/>
-                          </a:stretch>
-                        </pic:blipFill>
-                        <pic:spPr>
-                          <a:xfrm>
-                            <a:off x="0" y="0"/>
-                            <a:ext cx="731520" cy="292608"/>
-                          </a:xfrm>
-                          <a:prstGeom prst="rect"/>
-                        </pic:spPr>
-                      </pic:pic>
-                    </a:graphicData>
-                  </a:graphic>
-                </wp:inline>
-              </w:drawing>
-            </w:r>
-          </w:p>
-        </w:tc>
-      </w:tr>
-      <w:tr>
-        <w:tc>
-          <w:tcPr>
-            <w:tcW w:type="dxa" w:w="576"/>
-            <w:tcMar>
-              <w:top w:w="100" w:type="dxa"/>
-              <w:bottom w:w="100" w:type="dxa"/>
-              <w:left w:w="80" w:type="dxa"/>
-              <w:right w:w="80" w:type="dxa"/>
-            </w:tcMar>
-            <w:shd w:fill="F9FAF8"/>
-          </w:tcPr>
-          <w:p>
-            <w:pPr>
-              <w:jc w:val="center"/>
-            </w:pPr>
-            <w:r>
-              <w:rPr>
-                <w:sz w:val="17"/>
-              </w:rPr>
-              <w:t>12</w:t>
-            </w:r>
-          </w:p>
-        </w:tc>
-        <w:tc>
-          <w:tcPr>
-            <w:tcW w:type="dxa" w:w="3312"/>
-            <w:tcMar>
-              <w:top w:w="100" w:type="dxa"/>
-              <w:bottom w:w="100" w:type="dxa"/>
-              <w:left w:w="80" w:type="dxa"/>
-              <w:right w:w="80" w:type="dxa"/>
-            </w:tcMar>
-            <w:shd w:fill="F9FAF8"/>
-          </w:tcPr>
-          <w:p>
-            <w:r>
-              <w:rPr>
-                <w:b/>
-                <w:sz w:val="17"/>
-              </w:rPr>
-              <w:t>Yonier Castillo Mamian</w:t>
-            </w:r>
-          </w:p>
-        </w:tc>
-        <w:tc>
-          <w:tcPr>
-            <w:tcW w:type="dxa" w:w="1728"/>
-            <w:tcMar>
-              <w:top w:w="100" w:type="dxa"/>
-              <w:bottom w:w="100" w:type="dxa"/>
-              <w:left w:w="80" w:type="dxa"/>
-              <w:right w:w="80" w:type="dxa"/>
-            </w:tcMar>
-            <w:shd w:fill="F9FAF8"/>
-          </w:tcPr>
-          <w:p>
-            <w:pPr>
-              <w:jc w:val="center"/>
-            </w:pPr>
-            <w:r>
-              <w:rPr>
-                <w:sz w:val="17"/>
-              </w:rPr>
-              <w:t>1007393163</w:t>
-            </w:r>
-          </w:p>
-        </w:tc>
-        <w:tc>
-          <w:tcPr>
-            <w:tcW w:type="dxa" w:w="1584"/>
-            <w:tcMar>
-              <w:top w:w="100" w:type="dxa"/>
-              <w:bottom w:w="100" w:type="dxa"/>
-              <w:left w:w="80" w:type="dxa"/>
-              <w:right w:w="80" w:type="dxa"/>
-            </w:tcMar>
-            <w:shd w:fill="F9FAF8"/>
-          </w:tcPr>
-          <w:p>
-            <w:pPr>
-              <w:jc w:val="center"/>
-            </w:pPr>
-            <w:r>
-              <w:rPr>
-                <w:sz w:val="17"/>
-              </w:rPr>
-              <w:t>3146332975</w:t>
+              <w:t>3153427115</w:t>
             </w:r>
           </w:p>
         </w:tc>
@@ -1907,7 +1675,7 @@
               <w:rPr>
                 <w:sz w:val="17"/>
               </w:rPr>
-              <w:t>13</w:t>
+              <w:t>11</w:t>
             </w:r>
           </w:p>
         </w:tc>
@@ -1928,7 +1696,7 @@
                 <w:b/>
                 <w:sz w:val="17"/>
               </w:rPr>
-              <w:t>Yamid René Potosí</w:t>
+              <w:t>John jairo Sánchez garcia</w:t>
             </w:r>
           </w:p>
         </w:tc>
@@ -1951,7 +1719,7 @@
               <w:rPr>
                 <w:sz w:val="17"/>
               </w:rPr>
-              <w:t>1063808522</w:t>
+              <w:t>79843323</w:t>
             </w:r>
           </w:p>
         </w:tc>
@@ -1974,7 +1742,293 @@
               <w:rPr>
                 <w:sz w:val="17"/>
               </w:rPr>
-              <w:t>3042230424</w:t>
+              <w:t>3108505201</w:t>
+            </w:r>
+          </w:p>
+        </w:tc>
+        <w:tc>
+          <w:tcPr>
+            <w:tcW w:type="dxa" w:w="2592"/>
+            <w:tcMar>
+              <w:top w:w="100" w:type="dxa"/>
+              <w:bottom w:w="100" w:type="dxa"/>
+              <w:left w:w="80" w:type="dxa"/>
+              <w:right w:w="80" w:type="dxa"/>
+            </w:tcMar>
+            <w:shd w:fill="FFFFFF"/>
+          </w:tcPr>
+          <w:p>
+            <w:pPr>
+              <w:jc w:val="center"/>
+            </w:pPr>
+            <w:r>
+              <w:drawing>
+                <wp:inline xmlns:a="http://schemas.openxmlformats.org/drawingml/2006/main" xmlns:pic="http://schemas.openxmlformats.org/drawingml/2006/picture">
+                  <wp:extent cx="1370333" cy="292608"/>
+                  <wp:docPr id="10" name="Picture 10"/>
+                  <wp:cNvGraphicFramePr>
+                    <a:graphicFrameLocks noChangeAspect="1"/>
+                  </wp:cNvGraphicFramePr>
+                  <a:graphic>
+                    <a:graphicData uri="http://schemas.openxmlformats.org/drawingml/2006/picture">
+                      <pic:pic>
+                        <pic:nvPicPr>
+                          <pic:cNvPr id="0" name="image.png"/>
+                          <pic:cNvPicPr/>
+                        </pic:nvPicPr>
+                        <pic:blipFill>
+                          <a:blip r:embed="rId18"/>
+                          <a:stretch>
+                            <a:fillRect/>
+                          </a:stretch>
+                        </pic:blipFill>
+                        <pic:spPr>
+                          <a:xfrm>
+                            <a:off x="0" y="0"/>
+                            <a:ext cx="1370333" cy="292608"/>
+                          </a:xfrm>
+                          <a:prstGeom prst="rect"/>
+                        </pic:spPr>
+                      </pic:pic>
+                    </a:graphicData>
+                  </a:graphic>
+                </wp:inline>
+              </w:drawing>
+            </w:r>
+          </w:p>
+        </w:tc>
+      </w:tr>
+      <w:tr>
+        <w:tc>
+          <w:tcPr>
+            <w:tcW w:type="dxa" w:w="576"/>
+            <w:tcMar>
+              <w:top w:w="100" w:type="dxa"/>
+              <w:bottom w:w="100" w:type="dxa"/>
+              <w:left w:w="80" w:type="dxa"/>
+              <w:right w:w="80" w:type="dxa"/>
+            </w:tcMar>
+            <w:shd w:fill="F9FAF8"/>
+          </w:tcPr>
+          <w:p>
+            <w:pPr>
+              <w:jc w:val="center"/>
+            </w:pPr>
+            <w:r>
+              <w:rPr>
+                <w:sz w:val="17"/>
+              </w:rPr>
+              <w:t>12</w:t>
+            </w:r>
+          </w:p>
+        </w:tc>
+        <w:tc>
+          <w:tcPr>
+            <w:tcW w:type="dxa" w:w="3312"/>
+            <w:tcMar>
+              <w:top w:w="100" w:type="dxa"/>
+              <w:bottom w:w="100" w:type="dxa"/>
+              <w:left w:w="80" w:type="dxa"/>
+              <w:right w:w="80" w:type="dxa"/>
+            </w:tcMar>
+            <w:shd w:fill="F9FAF8"/>
+          </w:tcPr>
+          <w:p>
+            <w:r>
+              <w:rPr>
+                <w:b/>
+                <w:sz w:val="17"/>
+              </w:rPr>
+              <w:t>Yessica Andrea Triana Jaime</w:t>
+            </w:r>
+          </w:p>
+        </w:tc>
+        <w:tc>
+          <w:tcPr>
+            <w:tcW w:type="dxa" w:w="1728"/>
+            <w:tcMar>
+              <w:top w:w="100" w:type="dxa"/>
+              <w:bottom w:w="100" w:type="dxa"/>
+              <w:left w:w="80" w:type="dxa"/>
+              <w:right w:w="80" w:type="dxa"/>
+            </w:tcMar>
+            <w:shd w:fill="F9FAF8"/>
+          </w:tcPr>
+          <w:p>
+            <w:pPr>
+              <w:jc w:val="center"/>
+            </w:pPr>
+            <w:r>
+              <w:rPr>
+                <w:sz w:val="17"/>
+              </w:rPr>
+              <w:t>1083903194</w:t>
+            </w:r>
+          </w:p>
+        </w:tc>
+        <w:tc>
+          <w:tcPr>
+            <w:tcW w:type="dxa" w:w="1584"/>
+            <w:tcMar>
+              <w:top w:w="100" w:type="dxa"/>
+              <w:bottom w:w="100" w:type="dxa"/>
+              <w:left w:w="80" w:type="dxa"/>
+              <w:right w:w="80" w:type="dxa"/>
+            </w:tcMar>
+            <w:shd w:fill="F9FAF8"/>
+          </w:tcPr>
+          <w:p>
+            <w:pPr>
+              <w:jc w:val="center"/>
+            </w:pPr>
+            <w:r>
+              <w:rPr>
+                <w:sz w:val="17"/>
+              </w:rPr>
+              <w:t>3138468363</w:t>
+            </w:r>
+          </w:p>
+        </w:tc>
+        <w:tc>
+          <w:tcPr>
+            <w:tcW w:type="dxa" w:w="2592"/>
+            <w:tcMar>
+              <w:top w:w="100" w:type="dxa"/>
+              <w:bottom w:w="100" w:type="dxa"/>
+              <w:left w:w="80" w:type="dxa"/>
+              <w:right w:w="80" w:type="dxa"/>
+            </w:tcMar>
+            <w:shd w:fill="F9FAF8"/>
+          </w:tcPr>
+          <w:p>
+            <w:pPr>
+              <w:jc w:val="center"/>
+            </w:pPr>
+            <w:r>
+              <w:drawing>
+                <wp:inline xmlns:a="http://schemas.openxmlformats.org/drawingml/2006/main" xmlns:pic="http://schemas.openxmlformats.org/drawingml/2006/picture">
+                  <wp:extent cx="731520" cy="292608"/>
+                  <wp:docPr id="11" name="Picture 11"/>
+                  <wp:cNvGraphicFramePr>
+                    <a:graphicFrameLocks noChangeAspect="1"/>
+                  </wp:cNvGraphicFramePr>
+                  <a:graphic>
+                    <a:graphicData uri="http://schemas.openxmlformats.org/drawingml/2006/picture">
+                      <pic:pic>
+                        <pic:nvPicPr>
+                          <pic:cNvPr id="0" name="image.png"/>
+                          <pic:cNvPicPr/>
+                        </pic:nvPicPr>
+                        <pic:blipFill>
+                          <a:blip r:embed="rId19"/>
+                          <a:stretch>
+                            <a:fillRect/>
+                          </a:stretch>
+                        </pic:blipFill>
+                        <pic:spPr>
+                          <a:xfrm>
+                            <a:off x="0" y="0"/>
+                            <a:ext cx="731520" cy="292608"/>
+                          </a:xfrm>
+                          <a:prstGeom prst="rect"/>
+                        </pic:spPr>
+                      </pic:pic>
+                    </a:graphicData>
+                  </a:graphic>
+                </wp:inline>
+              </w:drawing>
+            </w:r>
+          </w:p>
+        </w:tc>
+      </w:tr>
+      <w:tr>
+        <w:tc>
+          <w:tcPr>
+            <w:tcW w:type="dxa" w:w="576"/>
+            <w:tcMar>
+              <w:top w:w="100" w:type="dxa"/>
+              <w:bottom w:w="100" w:type="dxa"/>
+              <w:left w:w="80" w:type="dxa"/>
+              <w:right w:w="80" w:type="dxa"/>
+            </w:tcMar>
+            <w:shd w:fill="FFFFFF"/>
+          </w:tcPr>
+          <w:p>
+            <w:pPr>
+              <w:jc w:val="center"/>
+            </w:pPr>
+            <w:r>
+              <w:rPr>
+                <w:sz w:val="17"/>
+              </w:rPr>
+              <w:t>13</w:t>
+            </w:r>
+          </w:p>
+        </w:tc>
+        <w:tc>
+          <w:tcPr>
+            <w:tcW w:type="dxa" w:w="3312"/>
+            <w:tcMar>
+              <w:top w:w="100" w:type="dxa"/>
+              <w:bottom w:w="100" w:type="dxa"/>
+              <w:left w:w="80" w:type="dxa"/>
+              <w:right w:w="80" w:type="dxa"/>
+            </w:tcMar>
+            <w:shd w:fill="FFFFFF"/>
+          </w:tcPr>
+          <w:p>
+            <w:r>
+              <w:rPr>
+                <w:b/>
+                <w:sz w:val="17"/>
+              </w:rPr>
+              <w:t>Yonier Castillo Mamian</w:t>
+            </w:r>
+          </w:p>
+        </w:tc>
+        <w:tc>
+          <w:tcPr>
+            <w:tcW w:type="dxa" w:w="1728"/>
+            <w:tcMar>
+              <w:top w:w="100" w:type="dxa"/>
+              <w:bottom w:w="100" w:type="dxa"/>
+              <w:left w:w="80" w:type="dxa"/>
+              <w:right w:w="80" w:type="dxa"/>
+            </w:tcMar>
+            <w:shd w:fill="FFFFFF"/>
+          </w:tcPr>
+          <w:p>
+            <w:pPr>
+              <w:jc w:val="center"/>
+            </w:pPr>
+            <w:r>
+              <w:rPr>
+                <w:sz w:val="17"/>
+              </w:rPr>
+              <w:t>1007393163</w:t>
+            </w:r>
+          </w:p>
+        </w:tc>
+        <w:tc>
+          <w:tcPr>
+            <w:tcW w:type="dxa" w:w="1584"/>
+            <w:tcMar>
+              <w:top w:w="100" w:type="dxa"/>
+              <w:bottom w:w="100" w:type="dxa"/>
+              <w:left w:w="80" w:type="dxa"/>
+              <w:right w:w="80" w:type="dxa"/>
+            </w:tcMar>
+            <w:shd w:fill="FFFFFF"/>
+          </w:tcPr>
+          <w:p>
+            <w:pPr>
+              <w:jc w:val="center"/>
+            </w:pPr>
+            <w:r>
+              <w:rPr>
+                <w:sz w:val="17"/>
+              </w:rPr>
+              <w:t>3146332975</w:t>
             </w:r>
           </w:p>
         </w:tc>
@@ -1997,7 +2051,7 @@
               <w:drawing>
                 <wp:inline xmlns:a="http://schemas.openxmlformats.org/drawingml/2006/main" xmlns:pic="http://schemas.openxmlformats.org/drawingml/2006/picture">
                   <wp:extent cx="731520" cy="292608"/>
-                  <wp:docPr id="10" name="Picture 10"/>
+                  <wp:docPr id="12" name="Picture 12"/>
                   <wp:cNvGraphicFramePr>
                     <a:graphicFrameLocks noChangeAspect="1"/>
                   </wp:cNvGraphicFramePr>
@@ -2009,7 +2063,436 @@
                           <pic:cNvPicPr/>
                         </pic:nvPicPr>
                         <pic:blipFill>
-                          <a:blip r:embed="rId18"/>
+                          <a:blip r:embed="rId20"/>
+                          <a:stretch>
+                            <a:fillRect/>
+                          </a:stretch>
+                        </pic:blipFill>
+                        <pic:spPr>
+                          <a:xfrm>
+                            <a:off x="0" y="0"/>
+                            <a:ext cx="731520" cy="292608"/>
+                          </a:xfrm>
+                          <a:prstGeom prst="rect"/>
+                        </pic:spPr>
+                      </pic:pic>
+                    </a:graphicData>
+                  </a:graphic>
+                </wp:inline>
+              </w:drawing>
+            </w:r>
+          </w:p>
+        </w:tc>
+      </w:tr>
+      <w:tr>
+        <w:tc>
+          <w:tcPr>
+            <w:tcW w:type="dxa" w:w="576"/>
+            <w:tcMar>
+              <w:top w:w="100" w:type="dxa"/>
+              <w:bottom w:w="100" w:type="dxa"/>
+              <w:left w:w="80" w:type="dxa"/>
+              <w:right w:w="80" w:type="dxa"/>
+            </w:tcMar>
+            <w:shd w:fill="F9FAF8"/>
+          </w:tcPr>
+          <w:p>
+            <w:pPr>
+              <w:jc w:val="center"/>
+            </w:pPr>
+            <w:r>
+              <w:rPr>
+                <w:sz w:val="17"/>
+              </w:rPr>
+              <w:t>14</w:t>
+            </w:r>
+          </w:p>
+        </w:tc>
+        <w:tc>
+          <w:tcPr>
+            <w:tcW w:type="dxa" w:w="3312"/>
+            <w:tcMar>
+              <w:top w:w="100" w:type="dxa"/>
+              <w:bottom w:w="100" w:type="dxa"/>
+              <w:left w:w="80" w:type="dxa"/>
+              <w:right w:w="80" w:type="dxa"/>
+            </w:tcMar>
+            <w:shd w:fill="F9FAF8"/>
+          </w:tcPr>
+          <w:p>
+            <w:r>
+              <w:rPr>
+                <w:b/>
+                <w:sz w:val="17"/>
+              </w:rPr>
+              <w:t>Yamid René Potosí</w:t>
+            </w:r>
+          </w:p>
+        </w:tc>
+        <w:tc>
+          <w:tcPr>
+            <w:tcW w:type="dxa" w:w="1728"/>
+            <w:tcMar>
+              <w:top w:w="100" w:type="dxa"/>
+              <w:bottom w:w="100" w:type="dxa"/>
+              <w:left w:w="80" w:type="dxa"/>
+              <w:right w:w="80" w:type="dxa"/>
+            </w:tcMar>
+            <w:shd w:fill="F9FAF8"/>
+          </w:tcPr>
+          <w:p>
+            <w:pPr>
+              <w:jc w:val="center"/>
+            </w:pPr>
+            <w:r>
+              <w:rPr>
+                <w:sz w:val="17"/>
+              </w:rPr>
+              <w:t>1063808522</w:t>
+            </w:r>
+          </w:p>
+        </w:tc>
+        <w:tc>
+          <w:tcPr>
+            <w:tcW w:type="dxa" w:w="1584"/>
+            <w:tcMar>
+              <w:top w:w="100" w:type="dxa"/>
+              <w:bottom w:w="100" w:type="dxa"/>
+              <w:left w:w="80" w:type="dxa"/>
+              <w:right w:w="80" w:type="dxa"/>
+            </w:tcMar>
+            <w:shd w:fill="F9FAF8"/>
+          </w:tcPr>
+          <w:p>
+            <w:pPr>
+              <w:jc w:val="center"/>
+            </w:pPr>
+            <w:r>
+              <w:rPr>
+                <w:sz w:val="17"/>
+              </w:rPr>
+              <w:t>3042230424</w:t>
+            </w:r>
+          </w:p>
+        </w:tc>
+        <w:tc>
+          <w:tcPr>
+            <w:tcW w:type="dxa" w:w="2592"/>
+            <w:tcMar>
+              <w:top w:w="100" w:type="dxa"/>
+              <w:bottom w:w="100" w:type="dxa"/>
+              <w:left w:w="80" w:type="dxa"/>
+              <w:right w:w="80" w:type="dxa"/>
+            </w:tcMar>
+            <w:shd w:fill="F9FAF8"/>
+          </w:tcPr>
+          <w:p>
+            <w:pPr>
+              <w:jc w:val="center"/>
+            </w:pPr>
+            <w:r>
+              <w:drawing>
+                <wp:inline xmlns:a="http://schemas.openxmlformats.org/drawingml/2006/main" xmlns:pic="http://schemas.openxmlformats.org/drawingml/2006/picture">
+                  <wp:extent cx="731520" cy="292608"/>
+                  <wp:docPr id="13" name="Picture 13"/>
+                  <wp:cNvGraphicFramePr>
+                    <a:graphicFrameLocks noChangeAspect="1"/>
+                  </wp:cNvGraphicFramePr>
+                  <a:graphic>
+                    <a:graphicData uri="http://schemas.openxmlformats.org/drawingml/2006/picture">
+                      <pic:pic>
+                        <pic:nvPicPr>
+                          <pic:cNvPr id="0" name="image.png"/>
+                          <pic:cNvPicPr/>
+                        </pic:nvPicPr>
+                        <pic:blipFill>
+                          <a:blip r:embed="rId21"/>
+                          <a:stretch>
+                            <a:fillRect/>
+                          </a:stretch>
+                        </pic:blipFill>
+                        <pic:spPr>
+                          <a:xfrm>
+                            <a:off x="0" y="0"/>
+                            <a:ext cx="731520" cy="292608"/>
+                          </a:xfrm>
+                          <a:prstGeom prst="rect"/>
+                        </pic:spPr>
+                      </pic:pic>
+                    </a:graphicData>
+                  </a:graphic>
+                </wp:inline>
+              </w:drawing>
+            </w:r>
+          </w:p>
+        </w:tc>
+      </w:tr>
+      <w:tr>
+        <w:tc>
+          <w:tcPr>
+            <w:tcW w:type="dxa" w:w="576"/>
+            <w:tcMar>
+              <w:top w:w="100" w:type="dxa"/>
+              <w:bottom w:w="100" w:type="dxa"/>
+              <w:left w:w="80" w:type="dxa"/>
+              <w:right w:w="80" w:type="dxa"/>
+            </w:tcMar>
+            <w:shd w:fill="FFFFFF"/>
+          </w:tcPr>
+          <w:p>
+            <w:pPr>
+              <w:jc w:val="center"/>
+            </w:pPr>
+            <w:r>
+              <w:rPr>
+                <w:sz w:val="17"/>
+              </w:rPr>
+              <w:t>15</w:t>
+            </w:r>
+          </w:p>
+        </w:tc>
+        <w:tc>
+          <w:tcPr>
+            <w:tcW w:type="dxa" w:w="3312"/>
+            <w:tcMar>
+              <w:top w:w="100" w:type="dxa"/>
+              <w:bottom w:w="100" w:type="dxa"/>
+              <w:left w:w="80" w:type="dxa"/>
+              <w:right w:w="80" w:type="dxa"/>
+            </w:tcMar>
+            <w:shd w:fill="FFFFFF"/>
+          </w:tcPr>
+          <w:p>
+            <w:r>
+              <w:rPr>
+                <w:b/>
+                <w:sz w:val="17"/>
+              </w:rPr>
+              <w:t>Juan Sebastián Narvaez Sánchez</w:t>
+            </w:r>
+          </w:p>
+        </w:tc>
+        <w:tc>
+          <w:tcPr>
+            <w:tcW w:type="dxa" w:w="1728"/>
+            <w:tcMar>
+              <w:top w:w="100" w:type="dxa"/>
+              <w:bottom w:w="100" w:type="dxa"/>
+              <w:left w:w="80" w:type="dxa"/>
+              <w:right w:w="80" w:type="dxa"/>
+            </w:tcMar>
+            <w:shd w:fill="FFFFFF"/>
+          </w:tcPr>
+          <w:p>
+            <w:pPr>
+              <w:jc w:val="center"/>
+            </w:pPr>
+            <w:r>
+              <w:rPr>
+                <w:sz w:val="17"/>
+              </w:rPr>
+              <w:t>1061772379</w:t>
+            </w:r>
+          </w:p>
+        </w:tc>
+        <w:tc>
+          <w:tcPr>
+            <w:tcW w:type="dxa" w:w="1584"/>
+            <w:tcMar>
+              <w:top w:w="100" w:type="dxa"/>
+              <w:bottom w:w="100" w:type="dxa"/>
+              <w:left w:w="80" w:type="dxa"/>
+              <w:right w:w="80" w:type="dxa"/>
+            </w:tcMar>
+            <w:shd w:fill="FFFFFF"/>
+          </w:tcPr>
+          <w:p>
+            <w:pPr>
+              <w:jc w:val="center"/>
+            </w:pPr>
+            <w:r>
+              <w:rPr>
+                <w:sz w:val="17"/>
+              </w:rPr>
+              <w:t>3206262686</w:t>
+            </w:r>
+          </w:p>
+        </w:tc>
+        <w:tc>
+          <w:tcPr>
+            <w:tcW w:type="dxa" w:w="2592"/>
+            <w:tcMar>
+              <w:top w:w="100" w:type="dxa"/>
+              <w:bottom w:w="100" w:type="dxa"/>
+              <w:left w:w="80" w:type="dxa"/>
+              <w:right w:w="80" w:type="dxa"/>
+            </w:tcMar>
+            <w:shd w:fill="FFFFFF"/>
+          </w:tcPr>
+          <w:p>
+            <w:pPr>
+              <w:jc w:val="center"/>
+            </w:pPr>
+            <w:r>
+              <w:drawing>
+                <wp:inline xmlns:a="http://schemas.openxmlformats.org/drawingml/2006/main" xmlns:pic="http://schemas.openxmlformats.org/drawingml/2006/picture">
+                  <wp:extent cx="731520" cy="292608"/>
+                  <wp:docPr id="14" name="Picture 14"/>
+                  <wp:cNvGraphicFramePr>
+                    <a:graphicFrameLocks noChangeAspect="1"/>
+                  </wp:cNvGraphicFramePr>
+                  <a:graphic>
+                    <a:graphicData uri="http://schemas.openxmlformats.org/drawingml/2006/picture">
+                      <pic:pic>
+                        <pic:nvPicPr>
+                          <pic:cNvPr id="0" name="image.png"/>
+                          <pic:cNvPicPr/>
+                        </pic:nvPicPr>
+                        <pic:blipFill>
+                          <a:blip r:embed="rId22"/>
+                          <a:stretch>
+                            <a:fillRect/>
+                          </a:stretch>
+                        </pic:blipFill>
+                        <pic:spPr>
+                          <a:xfrm>
+                            <a:off x="0" y="0"/>
+                            <a:ext cx="731520" cy="292608"/>
+                          </a:xfrm>
+                          <a:prstGeom prst="rect"/>
+                        </pic:spPr>
+                      </pic:pic>
+                    </a:graphicData>
+                  </a:graphic>
+                </wp:inline>
+              </w:drawing>
+            </w:r>
+          </w:p>
+        </w:tc>
+      </w:tr>
+      <w:tr>
+        <w:tc>
+          <w:tcPr>
+            <w:tcW w:type="dxa" w:w="576"/>
+            <w:tcMar>
+              <w:top w:w="100" w:type="dxa"/>
+              <w:bottom w:w="100" w:type="dxa"/>
+              <w:left w:w="80" w:type="dxa"/>
+              <w:right w:w="80" w:type="dxa"/>
+            </w:tcMar>
+            <w:shd w:fill="F9FAF8"/>
+          </w:tcPr>
+          <w:p>
+            <w:pPr>
+              <w:jc w:val="center"/>
+            </w:pPr>
+            <w:r>
+              <w:rPr>
+                <w:sz w:val="17"/>
+              </w:rPr>
+              <w:t>16</w:t>
+            </w:r>
+          </w:p>
+        </w:tc>
+        <w:tc>
+          <w:tcPr>
+            <w:tcW w:type="dxa" w:w="3312"/>
+            <w:tcMar>
+              <w:top w:w="100" w:type="dxa"/>
+              <w:bottom w:w="100" w:type="dxa"/>
+              <w:left w:w="80" w:type="dxa"/>
+              <w:right w:w="80" w:type="dxa"/>
+            </w:tcMar>
+            <w:shd w:fill="F9FAF8"/>
+          </w:tcPr>
+          <w:p>
+            <w:r>
+              <w:rPr>
+                <w:b/>
+                <w:sz w:val="17"/>
+              </w:rPr>
+              <w:t>Jerson ivan cuaran</w:t>
+            </w:r>
+          </w:p>
+        </w:tc>
+        <w:tc>
+          <w:tcPr>
+            <w:tcW w:type="dxa" w:w="1728"/>
+            <w:tcMar>
+              <w:top w:w="100" w:type="dxa"/>
+              <w:bottom w:w="100" w:type="dxa"/>
+              <w:left w:w="80" w:type="dxa"/>
+              <w:right w:w="80" w:type="dxa"/>
+            </w:tcMar>
+            <w:shd w:fill="F9FAF8"/>
+          </w:tcPr>
+          <w:p>
+            <w:pPr>
+              <w:jc w:val="center"/>
+            </w:pPr>
+            <w:r>
+              <w:rPr>
+                <w:sz w:val="17"/>
+              </w:rPr>
+              <w:t>ELE0300738</w:t>
+            </w:r>
+          </w:p>
+        </w:tc>
+        <w:tc>
+          <w:tcPr>
+            <w:tcW w:type="dxa" w:w="1584"/>
+            <w:tcMar>
+              <w:top w:w="100" w:type="dxa"/>
+              <w:bottom w:w="100" w:type="dxa"/>
+              <w:left w:w="80" w:type="dxa"/>
+              <w:right w:w="80" w:type="dxa"/>
+            </w:tcMar>
+            <w:shd w:fill="F9FAF8"/>
+          </w:tcPr>
+          <w:p>
+            <w:pPr>
+              <w:jc w:val="center"/>
+            </w:pPr>
+            <w:r>
+              <w:rPr>
+                <w:sz w:val="17"/>
+              </w:rPr>
+              <w:t>3123057127</w:t>
+            </w:r>
+          </w:p>
+        </w:tc>
+        <w:tc>
+          <w:tcPr>
+            <w:tcW w:type="dxa" w:w="2592"/>
+            <w:tcMar>
+              <w:top w:w="100" w:type="dxa"/>
+              <w:bottom w:w="100" w:type="dxa"/>
+              <w:left w:w="80" w:type="dxa"/>
+              <w:right w:w="80" w:type="dxa"/>
+            </w:tcMar>
+            <w:shd w:fill="F9FAF8"/>
+          </w:tcPr>
+          <w:p>
+            <w:pPr>
+              <w:jc w:val="center"/>
+            </w:pPr>
+            <w:r>
+              <w:drawing>
+                <wp:inline xmlns:a="http://schemas.openxmlformats.org/drawingml/2006/main" xmlns:pic="http://schemas.openxmlformats.org/drawingml/2006/picture">
+                  <wp:extent cx="731520" cy="292608"/>
+                  <wp:docPr id="15" name="Picture 15"/>
+                  <wp:cNvGraphicFramePr>
+                    <a:graphicFrameLocks noChangeAspect="1"/>
+                  </wp:cNvGraphicFramePr>
+                  <a:graphic>
+                    <a:graphicData uri="http://schemas.openxmlformats.org/drawingml/2006/picture">
+                      <pic:pic>
+                        <pic:nvPicPr>
+                          <pic:cNvPr id="0" name="image.png"/>
+                          <pic:cNvPicPr/>
+                        </pic:nvPicPr>
+                        <pic:blipFill>
+                          <a:blip r:embed="rId23"/>
                           <a:stretch>
                             <a:fillRect/>
                           </a:stretch>

--- a/cartas_solicitud/Carta_Solicitud_ELE0300738_SISTEMAS_DE_TRANSMISION_DE_ENERGIA.docx
+++ b/cartas_solicitud/Carta_Solicitud_ELE0300738_SISTEMAS_DE_TRANSMISION_DE_ENERGIA.docx
@@ -2525,9 +2525,70 @@
         <w:t>Atentamente,</w:t>
         <w:br/>
         <w:br/>
-        <w:t>ESTUDIANTES SOLICITANTES DE INGENIERÍA ELÉCTRICA</w:t>
+      </w:r>
+      <w:r>
+        <w:drawing>
+          <wp:inline xmlns:a="http://schemas.openxmlformats.org/drawingml/2006/main" xmlns:pic="http://schemas.openxmlformats.org/drawingml/2006/picture">
+            <wp:extent cx="1214524" cy="438912"/>
+            <wp:docPr id="16" name="Picture 16"/>
+            <wp:cNvGraphicFramePr>
+              <a:graphicFrameLocks noChangeAspect="1"/>
+            </wp:cNvGraphicFramePr>
+            <a:graphic>
+              <a:graphicData uri="http://schemas.openxmlformats.org/drawingml/2006/picture">
+                <pic:pic>
+                  <pic:nvPicPr>
+                    <pic:cNvPr id="0" name="image.png"/>
+                    <pic:cNvPicPr/>
+                  </pic:nvPicPr>
+                  <pic:blipFill>
+                    <a:blip r:embed="rId24"/>
+                    <a:stretch>
+                      <a:fillRect/>
+                    </a:stretch>
+                  </pic:blipFill>
+                  <pic:spPr>
+                    <a:xfrm>
+                      <a:off x="0" y="0"/>
+                      <a:ext cx="1214524" cy="438912"/>
+                    </a:xfrm>
+                    <a:prstGeom prst="rect"/>
+                  </pic:spPr>
+                </pic:pic>
+              </a:graphicData>
+            </a:graphic>
+          </wp:inline>
+        </w:drawing>
+      </w:r>
+      <w:r>
+        <w:br/>
+      </w:r>
+      <w:r>
+        <w:rPr>
+          <w:b/>
+          <w:color w:val="043D1A"/>
+          <w:sz w:val="20"/>
+        </w:rPr>
+        <w:t>CARMELO SANJUANES</w:t>
+        <w:br/>
+      </w:r>
+      <w:r>
+        <w:rPr>
+          <w:color w:val="323232"/>
+          <w:sz w:val="18"/>
+        </w:rPr>
+        <w:t>Representante Estudiantil - Ingeniería Eléctrica</w:t>
         <w:br/>
         <w:t>Fundación Escuela Tecnológica de Neiva "Jesús Oviedo Pérez" - FET</w:t>
+        <w:br/>
+      </w:r>
+      <w:r>
+        <w:rPr>
+          <w:i/>
+          <w:color w:val="065F46"/>
+          <w:sz w:val="17"/>
+        </w:rPr>
+        <w:t>(Carta Oficialmente Respaldada con 15 firmas estudiantiles)</w:t>
       </w:r>
     </w:p>
     <w:sectPr>

--- a/cartas_solicitud/Carta_Solicitud_ELE0300738_SISTEMAS_DE_TRANSMISION_DE_ENERGIA.docx
+++ b/cartas_solicitud/Carta_Solicitud_ELE0300738_SISTEMAS_DE_TRANSMISION_DE_ENERGIA.docx
@@ -11,7 +11,7 @@
           <w:color w:val="646464"/>
           <w:sz w:val="20"/>
         </w:rPr>
-        <w:t>Neiva, Huila, 25 de octubre de 2026</w:t>
+        <w:t>Neiva, Huila, 26 de octubre de 2026</w:t>
         <w:br/>
       </w:r>
     </w:p>
